--- a/Projutiedostot/Tyyliohje.docx
+++ b/Projutiedostot/Tyyliohje.docx
@@ -4,28 +4,23 @@
   <w:body>
     <w:p>
       <w:pPr>
-        <w:pStyle w:val="Otsikko"/>
+        <w:pStyle w:val="Title"/>
         <w:jc w:val="center"/>
       </w:pPr>
       <w:r>
-        <w:t xml:space="preserve">Tyyliohje ja Design </w:t>
-      </w:r>
-      <w:proofErr w:type="spellStart"/>
-      <w:r>
-        <w:t>Rationale</w:t>
-      </w:r>
-      <w:proofErr w:type="spellEnd"/>
-    </w:p>
-    <w:p>
-      <w:pPr>
-        <w:pStyle w:val="Otsikko"/>
+        <w:t>Tyyliohje ja Design Rationale</w:t>
+      </w:r>
+    </w:p>
+    <w:p>
+      <w:pPr>
+        <w:pStyle w:val="Title"/>
         <w:jc w:val="center"/>
       </w:pPr>
     </w:p>
     <w:p/>
     <w:p>
       <w:pPr>
-        <w:pStyle w:val="Otsikko1"/>
+        <w:pStyle w:val="Heading1"/>
       </w:pPr>
       <w:r>
         <w:t>1 Tyyliohje</w:t>
@@ -34,7 +29,7 @@
     <w:p/>
     <w:p>
       <w:pPr>
-        <w:pStyle w:val="Otsikko2"/>
+        <w:pStyle w:val="Heading2"/>
       </w:pPr>
       <w:r>
         <w:t>1.1 Lyhyesti tyyliohjeesta</w:t>
@@ -46,149 +41,237 @@
         <w:t>Tyyliohje osuudessa määritämme sivuston v</w:t>
       </w:r>
       <w:r>
-        <w:t xml:space="preserve">ärit, fontit, </w:t>
-      </w:r>
-      <w:proofErr w:type="spellStart"/>
-      <w:r>
-        <w:t>eriaiset</w:t>
-      </w:r>
-      <w:proofErr w:type="spellEnd"/>
-      <w:r>
-        <w:t xml:space="preserve"> komponentit (mm: kor</w:t>
+        <w:t>ärit, fontit, eriaiset komponentit (mm: kor</w:t>
       </w:r>
       <w:r>
         <w:t>tit</w:t>
       </w:r>
       <w:r>
-        <w:t xml:space="preserve">, </w:t>
-      </w:r>
-      <w:proofErr w:type="spellStart"/>
-      <w:r>
-        <w:t>headerit</w:t>
-      </w:r>
-      <w:proofErr w:type="spellEnd"/>
-      <w:r>
-        <w:t xml:space="preserve">, </w:t>
-      </w:r>
-      <w:proofErr w:type="spellStart"/>
-      <w:r>
-        <w:t>footerit</w:t>
-      </w:r>
-      <w:proofErr w:type="spellEnd"/>
+        <w:t xml:space="preserve">, headerit, footerit </w:t>
+      </w:r>
+      <w:r>
+        <w:t>ja kontaktiformit</w:t>
+      </w:r>
+      <w:r>
+        <w:t>). Osuuden tarkoitus on antaa yleiset ohjeet  erillisten osien käyttöön.</w:t>
+      </w:r>
+    </w:p>
+    <w:p/>
+    <w:p>
+      <w:pPr>
+        <w:pStyle w:val="Heading2"/>
+      </w:pPr>
+      <w:r>
+        <w:t>1.2 Sivuston värimaailma</w:t>
+      </w:r>
+    </w:p>
+    <w:p/>
+    <w:p>
+      <w:r>
+        <w:t>Yleisen ulkoasun tulee olla he</w:t>
+      </w:r>
+      <w:r>
+        <w:t>lposti luettava ja värimaailma pitää heijastaa yrityksen brändi imagoa. Sivun taustaväri on rgb (2</w:t>
+      </w:r>
+      <w:r>
+        <w:t>45</w:t>
+      </w:r>
+      <w:r>
+        <w:t>,</w:t>
+      </w:r>
       <w:r>
         <w:t xml:space="preserve"> </w:t>
       </w:r>
       <w:r>
-        <w:t xml:space="preserve">ja </w:t>
-      </w:r>
-      <w:proofErr w:type="spellStart"/>
-      <w:r>
-        <w:t>kontaktiformit</w:t>
-      </w:r>
-      <w:proofErr w:type="spellEnd"/>
-      <w:r>
-        <w:t>). Osuuden tarkoitus on antaa yleiset ohjeet  erillisten osien käyttöön.</w:t>
+        <w:t>2</w:t>
+      </w:r>
+      <w:r>
+        <w:t>45</w:t>
+      </w:r>
+      <w:r>
+        <w:t>,</w:t>
+      </w:r>
+      <w:r>
+        <w:t xml:space="preserve"> </w:t>
+      </w:r>
+      <w:r>
+        <w:t>2</w:t>
+      </w:r>
+      <w:r>
+        <w:t>45</w:t>
+      </w:r>
+      <w:r>
+        <w:t xml:space="preserve">). Ns korostevärinä on rgb (11, 159, 196). Kaikki muut värit ovat joko mustaa tai valkoista. </w:t>
       </w:r>
     </w:p>
     <w:p/>
     <w:p>
       <w:pPr>
-        <w:pStyle w:val="Otsikko2"/>
-      </w:pPr>
-      <w:r>
-        <w:t>1.2 Sivuston värimaailma</w:t>
+        <w:pStyle w:val="Heading2"/>
+      </w:pPr>
+      <w:r>
+        <w:t>1.3 Typografia (fontit</w:t>
+      </w:r>
+      <w:r>
+        <w:t>, koot ja headerit</w:t>
+      </w:r>
+      <w:r>
+        <w:t>)</w:t>
       </w:r>
     </w:p>
     <w:p/>
     <w:p>
       <w:r>
-        <w:t>Yleisen ulkoasun tulee olla he</w:t>
-      </w:r>
-      <w:r>
-        <w:t xml:space="preserve">lposti luettava ja värimaailma pitää heijastaa yrityksen brändi imagoa. Sivun taustaväri on </w:t>
-      </w:r>
-      <w:proofErr w:type="spellStart"/>
-      <w:r>
-        <w:t>rgb</w:t>
-      </w:r>
-      <w:proofErr w:type="spellEnd"/>
-      <w:r>
-        <w:t xml:space="preserve"> (211,211,211). </w:t>
-      </w:r>
-      <w:proofErr w:type="spellStart"/>
-      <w:r>
-        <w:t>Ns</w:t>
-      </w:r>
-      <w:proofErr w:type="spellEnd"/>
-      <w:r>
-        <w:t xml:space="preserve"> korostevärinä on </w:t>
-      </w:r>
-      <w:proofErr w:type="spellStart"/>
-      <w:r>
-        <w:t>rgb</w:t>
-      </w:r>
-      <w:proofErr w:type="spellEnd"/>
-      <w:r>
-        <w:t xml:space="preserve"> (11, 159, 196). Kaikki muut värit ovat joko mustaa tai valkoista. </w:t>
+        <w:t>Koko sivuston fontti Sans Serif</w:t>
+      </w:r>
+    </w:p>
+    <w:p>
+      <w:pPr>
+        <w:rPr>
+          <w:rFonts w:cs="Sans Serif Collection"/>
+        </w:rPr>
+      </w:pPr>
+      <w:r>
+        <w:rPr>
+          <w:rFonts w:cs="Sans Serif Collection"/>
+        </w:rPr>
+        <w:t xml:space="preserve">Leipäteksti </w:t>
+      </w:r>
+      <w:r>
+        <w:rPr>
+          <w:rFonts w:cs="Sans Serif Collection"/>
+        </w:rPr>
+        <w:t>koko 25px</w:t>
+      </w:r>
+    </w:p>
+    <w:p>
+      <w:pPr>
+        <w:rPr>
+          <w:rFonts w:cs="Sans Serif Collection"/>
+        </w:rPr>
+      </w:pPr>
+      <w:r>
+        <w:rPr>
+          <w:rFonts w:cs="Sans Serif Collection"/>
+        </w:rPr>
+        <w:t>Otsikoiden koko pidetään oletusarvossa</w:t>
+      </w:r>
+    </w:p>
+    <w:p>
+      <w:pPr>
+        <w:rPr>
+          <w:rFonts w:cs="Sans Serif Collection"/>
+        </w:rPr>
+      </w:pPr>
+      <w:r>
+        <w:rPr>
+          <w:rFonts w:cs="Sans Serif Collection"/>
+        </w:rPr>
+        <w:t>Korttien teksti 18px</w:t>
+      </w:r>
+    </w:p>
+    <w:p>
+      <w:pPr>
+        <w:rPr>
+          <w:rFonts w:cs="Sans Serif Collection"/>
+        </w:rPr>
+      </w:pPr>
+      <w:r>
+        <w:rPr>
+          <w:rFonts w:cs="Sans Serif Collection"/>
+        </w:rPr>
+        <w:t>Lomakkeissa 18px</w:t>
+      </w:r>
+    </w:p>
+    <w:p>
+      <w:pPr>
+        <w:rPr>
+          <w:rFonts w:cs="Sans Serif Collection"/>
+          <w:lang w:val="en-US"/>
+        </w:rPr>
+      </w:pPr>
+      <w:r>
+        <w:rPr>
+          <w:rFonts w:cs="Sans Serif Collection"/>
+          <w:lang w:val="en-US"/>
+        </w:rPr>
+        <w:t xml:space="preserve">Header 25px </w:t>
+      </w:r>
+    </w:p>
+    <w:p>
+      <w:pPr>
+        <w:rPr>
+          <w:rFonts w:cs="Sans Serif Collection"/>
+        </w:rPr>
+      </w:pPr>
+      <w:r>
+        <w:rPr>
+          <w:rFonts w:cs="Sans Serif Collection"/>
+        </w:rPr>
+        <w:t>F</w:t>
+      </w:r>
+      <w:r>
+        <w:rPr>
+          <w:rFonts w:cs="Sans Serif Collection"/>
+        </w:rPr>
+        <w:t>ooter</w:t>
+      </w:r>
+      <w:r>
+        <w:rPr>
+          <w:rFonts w:cs="Sans Serif Collection"/>
+        </w:rPr>
+        <w:t xml:space="preserve"> 18px (tarvittaessa tärkeät i</w:t>
+      </w:r>
+      <w:r>
+        <w:rPr>
+          <w:rFonts w:cs="Sans Serif Collection"/>
+        </w:rPr>
+        <w:t>nfot koolla 25px)</w:t>
       </w:r>
     </w:p>
     <w:p/>
     <w:p>
       <w:pPr>
-        <w:pStyle w:val="Otsikko2"/>
-      </w:pPr>
-      <w:r>
-        <w:t>1.3 Typografia (fontit)</w:t>
+        <w:pStyle w:val="Heading2"/>
+      </w:pPr>
+      <w:r>
+        <w:lastRenderedPageBreak/>
+        <w:t>1.4 Komponentit</w:t>
       </w:r>
     </w:p>
     <w:p/>
     <w:p>
       <w:r>
-        <w:t>-Konsultoi Milaa tästä vielä</w:t>
+        <w:t>Jokaisella komponentilla on oma paikka ja suunnittelu. Esimerkki komponenteille on annettu omat aliotsikot, jossa kerrotaan lyhyesti komponentista ja sen ulkonäöstä ja käytettävyydestä.</w:t>
       </w:r>
     </w:p>
     <w:p/>
     <w:p>
       <w:pPr>
-        <w:pStyle w:val="Otsikko2"/>
-      </w:pPr>
-      <w:r>
-        <w:t>1.4 Komponentit</w:t>
+        <w:pStyle w:val="Heading3"/>
+      </w:pPr>
+      <w:r>
+        <w:t>1.4.1 Kortit</w:t>
       </w:r>
     </w:p>
     <w:p/>
     <w:p>
       <w:r>
-        <w:t>Jokaisella komponentilla on oma paikka ja suunnittelu. Esimerkki komponenteille on annettu omat aliotsikot, jossa kerrotaan lyhyesti komponentista ja sen ulkonäöstä ja käytettävyydestä.</w:t>
-      </w:r>
-    </w:p>
-    <w:p/>
-    <w:p>
-      <w:pPr>
-        <w:pStyle w:val="Otsikko3"/>
-      </w:pPr>
-      <w:r>
-        <w:lastRenderedPageBreak/>
-        <w:t>1.4.1 Kortit</w:t>
-      </w:r>
-    </w:p>
-    <w:p/>
-    <w:p>
-      <w:r>
-        <w:t xml:space="preserve">Kortit antavat infoa käytännöllisessä ja helposti luettavassa pienessä paketissa. Kortissa olevan kuvan pitää skaalautua hyvin kokoon, jotta se ei ole liian sotkuinen ja yllä oleva </w:t>
-      </w:r>
-      <w:proofErr w:type="spellStart"/>
-      <w:r>
-        <w:t>container</w:t>
-      </w:r>
-      <w:proofErr w:type="spellEnd"/>
-      <w:r>
-        <w:t xml:space="preserve"> teksti ei saa olla liian pitkää. Kortissa seurataan aiemmin mainittuja väri ja fontti valintoja. Alla esimerkkinä etusivun kortit:</w:t>
-      </w:r>
-    </w:p>
-    <w:p>
-      <w:pPr>
-        <w:pStyle w:val="Otsikko"/>
+        <w:t>Kortit antavat infoa käytännöllisessä ja helposti luettavassa pienessä paketissa. Kortissa olevan kuvan pitää skaalautua hyvin kokoon, jotta se ei ole liian sotkuinen ja yllä oleva container teksti ei saa olla liian pitkää. Kortissa seurataan aiemmin mainittuja väri ja fontti valintoja.</w:t>
+      </w:r>
+      <w:r>
+        <w:t xml:space="preserve"> Korttien koko on noin 300px x 450px, korkeutta voi säätää tarvittaessa.</w:t>
+      </w:r>
+      <w:r>
+        <w:t xml:space="preserve"> Kaikkien korttien otsikko on joko containerissa päällä tai taustalla.</w:t>
+      </w:r>
+      <w:r>
+        <w:t xml:space="preserve"> Alla esimerkkinä etusivun kortit:</w:t>
+      </w:r>
+    </w:p>
+    <w:p>
+      <w:pPr>
+        <w:pStyle w:val="Title"/>
         <w:jc w:val="center"/>
       </w:pPr>
       <w:r>
@@ -247,91 +330,150 @@
     </w:p>
     <w:p>
       <w:pPr>
-        <w:pStyle w:val="Otsikko"/>
-      </w:pPr>
-    </w:p>
-    <w:p>
-      <w:pPr>
-        <w:pStyle w:val="Otsikko3"/>
-      </w:pPr>
-      <w:r>
-        <w:t xml:space="preserve">1.4.2 </w:t>
+        <w:pStyle w:val="Title"/>
+      </w:pPr>
+    </w:p>
+    <w:p>
+      <w:pPr>
+        <w:pStyle w:val="Heading3"/>
+      </w:pPr>
+      <w:r>
+        <w:t>1.4.2 Header</w:t>
+      </w:r>
+    </w:p>
+    <w:p/>
+    <w:p>
+      <w:r>
+        <w:t>Headerin suunnittelu on todella tärkeää, sen pitää toimia hyvänä ja toimivana navigaatiopalkkina kaikilla sivuston sivuilla ja myös tuoda yrityksen logoa esille.</w:t>
+      </w:r>
+    </w:p>
+    <w:p/>
+    <w:p>
+      <w:r>
+        <w:t>#Headerin design ei vielä kiveen hakattu joten lisään myöhemmin infoa.</w:t>
+      </w:r>
+    </w:p>
+    <w:p/>
+    <w:p>
+      <w:pPr>
+        <w:pStyle w:val="Heading3"/>
+        <w:rPr>
+          <w:lang w:val="en-US"/>
+        </w:rPr>
+      </w:pPr>
+      <w:proofErr w:type="gramStart"/>
+      <w:r>
+        <w:rPr>
+          <w:lang w:val="en-US"/>
+        </w:rPr>
+        <w:t>1.4.3 Footer</w:t>
+      </w:r>
+      <w:proofErr w:type="gramEnd"/>
+    </w:p>
+    <w:p>
+      <w:pPr>
+        <w:rPr>
+          <w:lang w:val="en-US"/>
+        </w:rPr>
+      </w:pPr>
+    </w:p>
+    <w:p>
+      <w:pPr>
+        <w:rPr>
+          <w:lang w:val="en-US"/>
+        </w:rPr>
+      </w:pPr>
+      <w:r>
+        <w:rPr>
+          <w:lang w:val="en-US"/>
+        </w:rPr>
+        <w:t xml:space="preserve">#kts </w:t>
       </w:r>
       <w:proofErr w:type="spellStart"/>
       <w:r>
-        <w:t>Header</w:t>
+        <w:rPr>
+          <w:lang w:val="en-US"/>
+        </w:rPr>
+        <w:t>ylempi</w:t>
       </w:r>
       <w:proofErr w:type="spellEnd"/>
-    </w:p>
-    <w:p/>
-    <w:p>
+      <w:r>
+        <w:rPr>
+          <w:lang w:val="en-US"/>
+        </w:rPr>
+        <w:t xml:space="preserve"> </w:t>
+      </w:r>
       <w:proofErr w:type="spellStart"/>
       <w:r>
-        <w:t>Headerin</w:t>
+        <w:rPr>
+          <w:lang w:val="en-US"/>
+        </w:rPr>
+        <w:t>nootti</w:t>
       </w:r>
       <w:proofErr w:type="spellEnd"/>
-      <w:r>
-        <w:t xml:space="preserve"> suunnittelu on todella tärkeää, sen pitää toimia hyvänä ja toimivana navigaatiopalkkina kaikilla sivuston sivuilla ja myös tuoda yrityksen logoa esille.</w:t>
-      </w:r>
-    </w:p>
-    <w:p/>
-    <w:p>
-      <w:r>
-        <w:t xml:space="preserve">#Headerin design ei vielä kiveen </w:t>
-      </w:r>
-      <w:proofErr w:type="gramStart"/>
-      <w:r>
-        <w:t>hakattu</w:t>
-      </w:r>
-      <w:proofErr w:type="gramEnd"/>
-      <w:r>
-        <w:t xml:space="preserve"> joten lisään myöhemmin infoa.</w:t>
-      </w:r>
-    </w:p>
-    <w:p/>
-    <w:p>
-      <w:pPr>
-        <w:pStyle w:val="Otsikko3"/>
-      </w:pPr>
-      <w:r>
-        <w:t xml:space="preserve">1.4.3 </w:t>
-      </w:r>
-      <w:proofErr w:type="spellStart"/>
-      <w:r>
-        <w:t>Footer</w:t>
-      </w:r>
-      <w:proofErr w:type="spellEnd"/>
-    </w:p>
-    <w:p/>
-    <w:p>
-      <w:r>
-        <w:t>#kts ylempi nootti</w:t>
-      </w:r>
-    </w:p>
-    <w:p/>
-    <w:p>
-      <w:pPr>
-        <w:pStyle w:val="Otsikko3"/>
-      </w:pPr>
-      <w:r>
-        <w:t xml:space="preserve">1.4.4 </w:t>
-      </w:r>
-      <w:proofErr w:type="spellStart"/>
-      <w:r>
-        <w:t>Forms</w:t>
-      </w:r>
-      <w:proofErr w:type="spellEnd"/>
-    </w:p>
-    <w:p/>
-    <w:p>
-      <w:r>
-        <w:lastRenderedPageBreak/>
+    </w:p>
+    <w:p>
+      <w:pPr>
+        <w:rPr>
+          <w:lang w:val="en-US"/>
+        </w:rPr>
+      </w:pPr>
+    </w:p>
+    <w:p>
+      <w:pPr>
+        <w:pStyle w:val="Heading3"/>
+        <w:rPr>
+          <w:lang w:val="en-US"/>
+        </w:rPr>
+      </w:pPr>
+      <w:r>
+        <w:rPr>
+          <w:lang w:val="en-US"/>
+        </w:rPr>
+        <w:t>1.4.4 Forms</w:t>
+      </w:r>
+    </w:p>
+    <w:p>
+      <w:pPr>
+        <w:rPr>
+          <w:lang w:val="en-US"/>
+        </w:rPr>
+      </w:pPr>
+    </w:p>
+    <w:p>
+      <w:pPr>
+        <w:rPr>
+          <w:lang w:val="en-US"/>
+        </w:rPr>
+      </w:pPr>
+      <w:r>
+        <w:rPr>
+          <w:lang w:val="en-US"/>
+        </w:rPr>
         <w:t># --II—</w:t>
       </w:r>
     </w:p>
-    <w:p/>
-    <w:p/>
-    <w:p/>
+    <w:p>
+      <w:pPr>
+        <w:rPr>
+          <w:lang w:val="en-US"/>
+        </w:rPr>
+      </w:pPr>
+    </w:p>
+    <w:p>
+      <w:pPr>
+        <w:rPr>
+          <w:lang w:val="en-US"/>
+        </w:rPr>
+      </w:pPr>
+    </w:p>
+    <w:p>
+      <w:pPr>
+        <w:rPr>
+          <w:lang w:val="en-US"/>
+        </w:rPr>
+      </w:pPr>
+    </w:p>
     <w:sectPr>
       <w:pgSz w:w="11906" w:h="16838"/>
       <w:pgMar w:top="1440" w:right="1440" w:bottom="1440" w:left="1440" w:header="708" w:footer="708" w:gutter="0"/>
@@ -739,18 +881,18 @@
     <w:lsdException w:name="Unresolved Mention" w:semiHidden="1" w:unhideWhenUsed="1"/>
     <w:lsdException w:name="Smart Link" w:semiHidden="1" w:unhideWhenUsed="1"/>
   </w:latentStyles>
-  <w:style w:type="paragraph" w:default="1" w:styleId="Normaali">
+  <w:style w:type="paragraph" w:default="1" w:styleId="Normal">
     <w:name w:val="Normal"/>
     <w:qFormat/>
     <w:rPr>
       <w:lang w:val="fi-FI"/>
     </w:rPr>
   </w:style>
-  <w:style w:type="paragraph" w:styleId="Otsikko1">
+  <w:style w:type="paragraph" w:styleId="Heading1">
     <w:name w:val="heading 1"/>
-    <w:basedOn w:val="Normaali"/>
-    <w:next w:val="Normaali"/>
-    <w:link w:val="Otsikko1Char"/>
+    <w:basedOn w:val="Normal"/>
+    <w:next w:val="Normal"/>
+    <w:link w:val="Heading1Char"/>
     <w:uiPriority w:val="9"/>
     <w:qFormat/>
     <w:rsid w:val="00523D16"/>
@@ -767,11 +909,11 @@
       <w:szCs w:val="40"/>
     </w:rPr>
   </w:style>
-  <w:style w:type="paragraph" w:styleId="Otsikko2">
+  <w:style w:type="paragraph" w:styleId="Heading2">
     <w:name w:val="heading 2"/>
-    <w:basedOn w:val="Normaali"/>
-    <w:next w:val="Normaali"/>
-    <w:link w:val="Otsikko2Char"/>
+    <w:basedOn w:val="Normal"/>
+    <w:next w:val="Normal"/>
+    <w:link w:val="Heading2Char"/>
     <w:uiPriority w:val="9"/>
     <w:unhideWhenUsed/>
     <w:qFormat/>
@@ -789,11 +931,11 @@
       <w:szCs w:val="32"/>
     </w:rPr>
   </w:style>
-  <w:style w:type="paragraph" w:styleId="Otsikko3">
+  <w:style w:type="paragraph" w:styleId="Heading3">
     <w:name w:val="heading 3"/>
-    <w:basedOn w:val="Normaali"/>
-    <w:next w:val="Normaali"/>
-    <w:link w:val="Otsikko3Char"/>
+    <w:basedOn w:val="Normal"/>
+    <w:next w:val="Normal"/>
+    <w:link w:val="Heading3Char"/>
     <w:uiPriority w:val="9"/>
     <w:unhideWhenUsed/>
     <w:qFormat/>
@@ -811,11 +953,11 @@
       <w:szCs w:val="28"/>
     </w:rPr>
   </w:style>
-  <w:style w:type="paragraph" w:styleId="Otsikko4">
+  <w:style w:type="paragraph" w:styleId="Heading4">
     <w:name w:val="heading 4"/>
-    <w:basedOn w:val="Normaali"/>
-    <w:next w:val="Normaali"/>
-    <w:link w:val="Otsikko4Char"/>
+    <w:basedOn w:val="Normal"/>
+    <w:next w:val="Normal"/>
+    <w:link w:val="Heading4Char"/>
     <w:uiPriority w:val="9"/>
     <w:semiHidden/>
     <w:unhideWhenUsed/>
@@ -834,11 +976,11 @@
       <w:color w:val="0F4761" w:themeColor="accent1" w:themeShade="BF"/>
     </w:rPr>
   </w:style>
-  <w:style w:type="paragraph" w:styleId="Otsikko5">
+  <w:style w:type="paragraph" w:styleId="Heading5">
     <w:name w:val="heading 5"/>
-    <w:basedOn w:val="Normaali"/>
-    <w:next w:val="Normaali"/>
-    <w:link w:val="Otsikko5Char"/>
+    <w:basedOn w:val="Normal"/>
+    <w:next w:val="Normal"/>
+    <w:link w:val="Heading5Char"/>
     <w:uiPriority w:val="9"/>
     <w:semiHidden/>
     <w:unhideWhenUsed/>
@@ -855,11 +997,11 @@
       <w:color w:val="0F4761" w:themeColor="accent1" w:themeShade="BF"/>
     </w:rPr>
   </w:style>
-  <w:style w:type="paragraph" w:styleId="Otsikko6">
+  <w:style w:type="paragraph" w:styleId="Heading6">
     <w:name w:val="heading 6"/>
-    <w:basedOn w:val="Normaali"/>
-    <w:next w:val="Normaali"/>
-    <w:link w:val="Otsikko6Char"/>
+    <w:basedOn w:val="Normal"/>
+    <w:next w:val="Normal"/>
+    <w:link w:val="Heading6Char"/>
     <w:uiPriority w:val="9"/>
     <w:semiHidden/>
     <w:unhideWhenUsed/>
@@ -878,11 +1020,11 @@
       <w:color w:val="595959" w:themeColor="text1" w:themeTint="A6"/>
     </w:rPr>
   </w:style>
-  <w:style w:type="paragraph" w:styleId="Otsikko7">
+  <w:style w:type="paragraph" w:styleId="Heading7">
     <w:name w:val="heading 7"/>
-    <w:basedOn w:val="Normaali"/>
-    <w:next w:val="Normaali"/>
-    <w:link w:val="Otsikko7Char"/>
+    <w:basedOn w:val="Normal"/>
+    <w:next w:val="Normal"/>
+    <w:link w:val="Heading7Char"/>
     <w:uiPriority w:val="9"/>
     <w:semiHidden/>
     <w:unhideWhenUsed/>
@@ -899,11 +1041,11 @@
       <w:color w:val="595959" w:themeColor="text1" w:themeTint="A6"/>
     </w:rPr>
   </w:style>
-  <w:style w:type="paragraph" w:styleId="Otsikko8">
+  <w:style w:type="paragraph" w:styleId="Heading8">
     <w:name w:val="heading 8"/>
-    <w:basedOn w:val="Normaali"/>
-    <w:next w:val="Normaali"/>
-    <w:link w:val="Otsikko8Char"/>
+    <w:basedOn w:val="Normal"/>
+    <w:next w:val="Normal"/>
+    <w:link w:val="Heading8Char"/>
     <w:uiPriority w:val="9"/>
     <w:semiHidden/>
     <w:unhideWhenUsed/>
@@ -922,11 +1064,11 @@
       <w:color w:val="272727" w:themeColor="text1" w:themeTint="D8"/>
     </w:rPr>
   </w:style>
-  <w:style w:type="paragraph" w:styleId="Otsikko9">
+  <w:style w:type="paragraph" w:styleId="Heading9">
     <w:name w:val="heading 9"/>
-    <w:basedOn w:val="Normaali"/>
-    <w:next w:val="Normaali"/>
-    <w:link w:val="Otsikko9Char"/>
+    <w:basedOn w:val="Normal"/>
+    <w:next w:val="Normal"/>
+    <w:link w:val="Heading9Char"/>
     <w:uiPriority w:val="9"/>
     <w:semiHidden/>
     <w:unhideWhenUsed/>
@@ -943,13 +1085,13 @@
       <w:color w:val="272727" w:themeColor="text1" w:themeTint="D8"/>
     </w:rPr>
   </w:style>
-  <w:style w:type="character" w:default="1" w:styleId="Kappaleenoletusfontti">
+  <w:style w:type="character" w:default="1" w:styleId="DefaultParagraphFont">
     <w:name w:val="Default Paragraph Font"/>
     <w:uiPriority w:val="1"/>
     <w:semiHidden/>
     <w:unhideWhenUsed/>
   </w:style>
-  <w:style w:type="table" w:default="1" w:styleId="Normaalitaulukko">
+  <w:style w:type="table" w:default="1" w:styleId="TableNormal">
     <w:name w:val="Normal Table"/>
     <w:uiPriority w:val="99"/>
     <w:semiHidden/>
@@ -964,16 +1106,16 @@
       </w:tblCellMar>
     </w:tblPr>
   </w:style>
-  <w:style w:type="numbering" w:default="1" w:styleId="Eiluetteloa">
+  <w:style w:type="numbering" w:default="1" w:styleId="NoList">
     <w:name w:val="No List"/>
     <w:uiPriority w:val="99"/>
     <w:semiHidden/>
     <w:unhideWhenUsed/>
   </w:style>
-  <w:style w:type="character" w:customStyle="1" w:styleId="Otsikko1Char">
-    <w:name w:val="Otsikko 1 Char"/>
-    <w:basedOn w:val="Kappaleenoletusfontti"/>
-    <w:link w:val="Otsikko1"/>
+  <w:style w:type="character" w:customStyle="1" w:styleId="Heading1Char">
+    <w:name w:val="Heading 1 Char"/>
+    <w:basedOn w:val="DefaultParagraphFont"/>
+    <w:link w:val="Heading1"/>
     <w:uiPriority w:val="9"/>
     <w:rsid w:val="00523D16"/>
     <w:rPr>
@@ -984,10 +1126,10 @@
       <w:lang w:val="fi-FI"/>
     </w:rPr>
   </w:style>
-  <w:style w:type="character" w:customStyle="1" w:styleId="Otsikko2Char">
-    <w:name w:val="Otsikko 2 Char"/>
-    <w:basedOn w:val="Kappaleenoletusfontti"/>
-    <w:link w:val="Otsikko2"/>
+  <w:style w:type="character" w:customStyle="1" w:styleId="Heading2Char">
+    <w:name w:val="Heading 2 Char"/>
+    <w:basedOn w:val="DefaultParagraphFont"/>
+    <w:link w:val="Heading2"/>
     <w:uiPriority w:val="9"/>
     <w:rsid w:val="00523D16"/>
     <w:rPr>
@@ -998,10 +1140,10 @@
       <w:lang w:val="fi-FI"/>
     </w:rPr>
   </w:style>
-  <w:style w:type="character" w:customStyle="1" w:styleId="Otsikko3Char">
-    <w:name w:val="Otsikko 3 Char"/>
-    <w:basedOn w:val="Kappaleenoletusfontti"/>
-    <w:link w:val="Otsikko3"/>
+  <w:style w:type="character" w:customStyle="1" w:styleId="Heading3Char">
+    <w:name w:val="Heading 3 Char"/>
+    <w:basedOn w:val="DefaultParagraphFont"/>
+    <w:link w:val="Heading3"/>
     <w:uiPriority w:val="9"/>
     <w:rsid w:val="00523D16"/>
     <w:rPr>
@@ -1012,10 +1154,10 @@
       <w:lang w:val="fi-FI"/>
     </w:rPr>
   </w:style>
-  <w:style w:type="character" w:customStyle="1" w:styleId="Otsikko4Char">
-    <w:name w:val="Otsikko 4 Char"/>
-    <w:basedOn w:val="Kappaleenoletusfontti"/>
-    <w:link w:val="Otsikko4"/>
+  <w:style w:type="character" w:customStyle="1" w:styleId="Heading4Char">
+    <w:name w:val="Heading 4 Char"/>
+    <w:basedOn w:val="DefaultParagraphFont"/>
+    <w:link w:val="Heading4"/>
     <w:uiPriority w:val="9"/>
     <w:semiHidden/>
     <w:rsid w:val="00523D16"/>
@@ -1027,10 +1169,10 @@
       <w:lang w:val="fi-FI"/>
     </w:rPr>
   </w:style>
-  <w:style w:type="character" w:customStyle="1" w:styleId="Otsikko5Char">
-    <w:name w:val="Otsikko 5 Char"/>
-    <w:basedOn w:val="Kappaleenoletusfontti"/>
-    <w:link w:val="Otsikko5"/>
+  <w:style w:type="character" w:customStyle="1" w:styleId="Heading5Char">
+    <w:name w:val="Heading 5 Char"/>
+    <w:basedOn w:val="DefaultParagraphFont"/>
+    <w:link w:val="Heading5"/>
     <w:uiPriority w:val="9"/>
     <w:semiHidden/>
     <w:rsid w:val="00523D16"/>
@@ -1040,10 +1182,10 @@
       <w:lang w:val="fi-FI"/>
     </w:rPr>
   </w:style>
-  <w:style w:type="character" w:customStyle="1" w:styleId="Otsikko6Char">
-    <w:name w:val="Otsikko 6 Char"/>
-    <w:basedOn w:val="Kappaleenoletusfontti"/>
-    <w:link w:val="Otsikko6"/>
+  <w:style w:type="character" w:customStyle="1" w:styleId="Heading6Char">
+    <w:name w:val="Heading 6 Char"/>
+    <w:basedOn w:val="DefaultParagraphFont"/>
+    <w:link w:val="Heading6"/>
     <w:uiPriority w:val="9"/>
     <w:semiHidden/>
     <w:rsid w:val="00523D16"/>
@@ -1055,10 +1197,10 @@
       <w:lang w:val="fi-FI"/>
     </w:rPr>
   </w:style>
-  <w:style w:type="character" w:customStyle="1" w:styleId="Otsikko7Char">
-    <w:name w:val="Otsikko 7 Char"/>
-    <w:basedOn w:val="Kappaleenoletusfontti"/>
-    <w:link w:val="Otsikko7"/>
+  <w:style w:type="character" w:customStyle="1" w:styleId="Heading7Char">
+    <w:name w:val="Heading 7 Char"/>
+    <w:basedOn w:val="DefaultParagraphFont"/>
+    <w:link w:val="Heading7"/>
     <w:uiPriority w:val="9"/>
     <w:semiHidden/>
     <w:rsid w:val="00523D16"/>
@@ -1068,10 +1210,10 @@
       <w:lang w:val="fi-FI"/>
     </w:rPr>
   </w:style>
-  <w:style w:type="character" w:customStyle="1" w:styleId="Otsikko8Char">
-    <w:name w:val="Otsikko 8 Char"/>
-    <w:basedOn w:val="Kappaleenoletusfontti"/>
-    <w:link w:val="Otsikko8"/>
+  <w:style w:type="character" w:customStyle="1" w:styleId="Heading8Char">
+    <w:name w:val="Heading 8 Char"/>
+    <w:basedOn w:val="DefaultParagraphFont"/>
+    <w:link w:val="Heading8"/>
     <w:uiPriority w:val="9"/>
     <w:semiHidden/>
     <w:rsid w:val="00523D16"/>
@@ -1083,10 +1225,10 @@
       <w:lang w:val="fi-FI"/>
     </w:rPr>
   </w:style>
-  <w:style w:type="character" w:customStyle="1" w:styleId="Otsikko9Char">
-    <w:name w:val="Otsikko 9 Char"/>
-    <w:basedOn w:val="Kappaleenoletusfontti"/>
-    <w:link w:val="Otsikko9"/>
+  <w:style w:type="character" w:customStyle="1" w:styleId="Heading9Char">
+    <w:name w:val="Heading 9 Char"/>
+    <w:basedOn w:val="DefaultParagraphFont"/>
+    <w:link w:val="Heading9"/>
     <w:uiPriority w:val="9"/>
     <w:semiHidden/>
     <w:rsid w:val="00523D16"/>
@@ -1096,11 +1238,11 @@
       <w:lang w:val="fi-FI"/>
     </w:rPr>
   </w:style>
-  <w:style w:type="paragraph" w:styleId="Otsikko">
+  <w:style w:type="paragraph" w:styleId="Title">
     <w:name w:val="Title"/>
-    <w:basedOn w:val="Normaali"/>
-    <w:next w:val="Normaali"/>
-    <w:link w:val="OtsikkoChar"/>
+    <w:basedOn w:val="Normal"/>
+    <w:next w:val="Normal"/>
+    <w:link w:val="TitleChar"/>
     <w:uiPriority w:val="10"/>
     <w:qFormat/>
     <w:rsid w:val="00523D16"/>
@@ -1116,10 +1258,10 @@
       <w:szCs w:val="56"/>
     </w:rPr>
   </w:style>
-  <w:style w:type="character" w:customStyle="1" w:styleId="OtsikkoChar">
-    <w:name w:val="Otsikko Char"/>
-    <w:basedOn w:val="Kappaleenoletusfontti"/>
-    <w:link w:val="Otsikko"/>
+  <w:style w:type="character" w:customStyle="1" w:styleId="TitleChar">
+    <w:name w:val="Title Char"/>
+    <w:basedOn w:val="DefaultParagraphFont"/>
+    <w:link w:val="Title"/>
     <w:uiPriority w:val="10"/>
     <w:rsid w:val="00523D16"/>
     <w:rPr>
@@ -1131,11 +1273,11 @@
       <w:lang w:val="fi-FI"/>
     </w:rPr>
   </w:style>
-  <w:style w:type="paragraph" w:styleId="Alaotsikko">
+  <w:style w:type="paragraph" w:styleId="Subtitle">
     <w:name w:val="Subtitle"/>
-    <w:basedOn w:val="Normaali"/>
-    <w:next w:val="Normaali"/>
-    <w:link w:val="AlaotsikkoChar"/>
+    <w:basedOn w:val="Normal"/>
+    <w:next w:val="Normal"/>
+    <w:link w:val="SubtitleChar"/>
     <w:uiPriority w:val="11"/>
     <w:qFormat/>
     <w:rsid w:val="00523D16"/>
@@ -1152,10 +1294,10 @@
       <w:szCs w:val="28"/>
     </w:rPr>
   </w:style>
-  <w:style w:type="character" w:customStyle="1" w:styleId="AlaotsikkoChar">
-    <w:name w:val="Alaotsikko Char"/>
-    <w:basedOn w:val="Kappaleenoletusfontti"/>
-    <w:link w:val="Alaotsikko"/>
+  <w:style w:type="character" w:customStyle="1" w:styleId="SubtitleChar">
+    <w:name w:val="Subtitle Char"/>
+    <w:basedOn w:val="DefaultParagraphFont"/>
+    <w:link w:val="Subtitle"/>
     <w:uiPriority w:val="11"/>
     <w:rsid w:val="00523D16"/>
     <w:rPr>
@@ -1167,11 +1309,11 @@
       <w:lang w:val="fi-FI"/>
     </w:rPr>
   </w:style>
-  <w:style w:type="paragraph" w:styleId="Lainaus">
+  <w:style w:type="paragraph" w:styleId="Quote">
     <w:name w:val="Quote"/>
-    <w:basedOn w:val="Normaali"/>
-    <w:next w:val="Normaali"/>
-    <w:link w:val="LainausChar"/>
+    <w:basedOn w:val="Normal"/>
+    <w:next w:val="Normal"/>
+    <w:link w:val="QuoteChar"/>
     <w:uiPriority w:val="29"/>
     <w:qFormat/>
     <w:rsid w:val="00523D16"/>
@@ -1185,10 +1327,10 @@
       <w:color w:val="404040" w:themeColor="text1" w:themeTint="BF"/>
     </w:rPr>
   </w:style>
-  <w:style w:type="character" w:customStyle="1" w:styleId="LainausChar">
-    <w:name w:val="Lainaus Char"/>
-    <w:basedOn w:val="Kappaleenoletusfontti"/>
-    <w:link w:val="Lainaus"/>
+  <w:style w:type="character" w:customStyle="1" w:styleId="QuoteChar">
+    <w:name w:val="Quote Char"/>
+    <w:basedOn w:val="DefaultParagraphFont"/>
+    <w:link w:val="Quote"/>
     <w:uiPriority w:val="29"/>
     <w:rsid w:val="00523D16"/>
     <w:rPr>
@@ -1198,9 +1340,9 @@
       <w:lang w:val="fi-FI"/>
     </w:rPr>
   </w:style>
-  <w:style w:type="paragraph" w:styleId="Luettelokappale">
+  <w:style w:type="paragraph" w:styleId="ListParagraph">
     <w:name w:val="List Paragraph"/>
-    <w:basedOn w:val="Normaali"/>
+    <w:basedOn w:val="Normal"/>
     <w:uiPriority w:val="34"/>
     <w:qFormat/>
     <w:rsid w:val="00523D16"/>
@@ -1209,9 +1351,9 @@
       <w:contextualSpacing/>
     </w:pPr>
   </w:style>
-  <w:style w:type="character" w:styleId="Voimakaskorostus">
+  <w:style w:type="character" w:styleId="IntenseEmphasis">
     <w:name w:val="Intense Emphasis"/>
-    <w:basedOn w:val="Kappaleenoletusfontti"/>
+    <w:basedOn w:val="DefaultParagraphFont"/>
     <w:uiPriority w:val="21"/>
     <w:qFormat/>
     <w:rsid w:val="00523D16"/>
@@ -1221,11 +1363,11 @@
       <w:color w:val="0F4761" w:themeColor="accent1" w:themeShade="BF"/>
     </w:rPr>
   </w:style>
-  <w:style w:type="paragraph" w:styleId="Erottuvalainaus">
+  <w:style w:type="paragraph" w:styleId="IntenseQuote">
     <w:name w:val="Intense Quote"/>
-    <w:basedOn w:val="Normaali"/>
-    <w:next w:val="Normaali"/>
-    <w:link w:val="ErottuvalainausChar"/>
+    <w:basedOn w:val="Normal"/>
+    <w:next w:val="Normal"/>
+    <w:link w:val="IntenseQuoteChar"/>
     <w:uiPriority w:val="30"/>
     <w:qFormat/>
     <w:rsid w:val="00523D16"/>
@@ -1244,10 +1386,10 @@
       <w:color w:val="0F4761" w:themeColor="accent1" w:themeShade="BF"/>
     </w:rPr>
   </w:style>
-  <w:style w:type="character" w:customStyle="1" w:styleId="ErottuvalainausChar">
-    <w:name w:val="Erottuva lainaus Char"/>
-    <w:basedOn w:val="Kappaleenoletusfontti"/>
-    <w:link w:val="Erottuvalainaus"/>
+  <w:style w:type="character" w:customStyle="1" w:styleId="IntenseQuoteChar">
+    <w:name w:val="Intense Quote Char"/>
+    <w:basedOn w:val="DefaultParagraphFont"/>
+    <w:link w:val="IntenseQuote"/>
     <w:uiPriority w:val="30"/>
     <w:rsid w:val="00523D16"/>
     <w:rPr>
@@ -1257,9 +1399,9 @@
       <w:lang w:val="fi-FI"/>
     </w:rPr>
   </w:style>
-  <w:style w:type="character" w:styleId="Erottuvaviittaus">
+  <w:style w:type="character" w:styleId="IntenseReference">
     <w:name w:val="Intense Reference"/>
-    <w:basedOn w:val="Kappaleenoletusfontti"/>
+    <w:basedOn w:val="DefaultParagraphFont"/>
     <w:uiPriority w:val="32"/>
     <w:qFormat/>
     <w:rsid w:val="00523D16"/>

--- a/Projutiedostot/Tyyliohje.docx
+++ b/Projutiedostot/Tyyliohje.docx
@@ -187,13 +187,11 @@
       <w:pPr>
         <w:rPr>
           <w:rFonts w:cs="Sans Serif Collection"/>
-          <w:lang w:val="en-US"/>
         </w:rPr>
       </w:pPr>
       <w:r>
         <w:rPr>
           <w:rFonts w:cs="Sans Serif Collection"/>
-          <w:lang w:val="en-US"/>
         </w:rPr>
         <w:t xml:space="preserve">Header 25px </w:t>
       </w:r>
@@ -208,19 +206,7 @@
         <w:rPr>
           <w:rFonts w:cs="Sans Serif Collection"/>
         </w:rPr>
-        <w:t>F</w:t>
-      </w:r>
-      <w:r>
-        <w:rPr>
-          <w:rFonts w:cs="Sans Serif Collection"/>
-        </w:rPr>
-        <w:t>ooter</w:t>
-      </w:r>
-      <w:r>
-        <w:rPr>
-          <w:rFonts w:cs="Sans Serif Collection"/>
-        </w:rPr>
-        <w:t xml:space="preserve"> 18px (tarvittaessa tärkeät i</w:t>
+        <w:t>Footer 18px (tarvittaessa tärkeät i</w:t>
       </w:r>
       <w:r>
         <w:rPr>
@@ -347,9 +333,15 @@
         <w:t>Headerin suunnittelu on todella tärkeää, sen pitää toimia hyvänä ja toimivana navigaatiopalkkina kaikilla sivuston sivuilla ja myös tuoda yrityksen logoa esille.</w:t>
       </w:r>
     </w:p>
+    <w:p>
+      <w:r>
+        <w:t>Headerin värit ovat #333 ja #444</w:t>
+      </w:r>
+    </w:p>
     <w:p/>
     <w:p>
       <w:r>
+        <w:lastRenderedPageBreak/>
         <w:t>#Headerin design ei vielä kiveen hakattu joten lisään myöhemmin infoa.</w:t>
       </w:r>
     </w:p>
